--- a/Noah_Lim_CV_reference.docx
+++ b/Noah_Lim_CV_reference.docx
@@ -41,7 +41,7 @@
           <w:sz w:val="24"/>
           <w:szCs w:val="24"/>
         </w:rPr>
-        <w:t xml:space="preserve"> | +65 96467502</w:t>
+        <w:t xml:space="preserve"/>
       </w:r>
     </w:p>
     <w:p>
@@ -57,7 +57,7 @@
           <w:sz w:val="24"/>
           <w:szCs w:val="24"/>
         </w:rPr>
-        <w:t>Singapore 299450</w:t>
+        <w:t>Singapore</w:t>
       </w:r>
     </w:p>
     <w:p>
